--- a/Mini_Project Group 7.docx
+++ b/Mini_Project Group 7.docx
@@ -2020,7 +2020,7 @@
         <w:pStyle w:val="Heading2"/>
       </w:pPr>
       <w:r>
-        <w:t>B1. Top Three Research Objectives</w:t>
+        <w:t>B1. Top Two Research Objectives</w:t>
       </w:r>
     </w:p>
     <w:tbl>
@@ -2219,63 +2219,6 @@
           <w:p>
             <w:r>
               <w:t>To implement and validate a Paillier homomorphic encryption (2048-bit key) secure aggregation module that prevents the FL server from reading any individual school node's model update in plaintext, verified through a cryptographic audit log across 50 simulated FL rounds and comparison against an unencrypted aggregation baseline.</w:t>
-            </w:r>
-          </w:p>
-        </w:tc>
-      </w:tr>
-      <w:tr>
-        <w:tblPrEx>
-          <w:tblCellMar>
-            <w:top w:w="0" w:type="dxa"/>
-            <w:bottom w:w="0" w:type="dxa"/>
-          </w:tblCellMar>
-        </w:tblPrEx>
-        <w:tc>
-          <w:tcPr>
-            <w:tcW w:w="1200" w:type="dxa"/>
-            <w:tcBorders>
-              <w:top w:val="single" w:sz="1" w:space="0" w:color="AAAAAA"/>
-              <w:left w:val="single" w:sz="1" w:space="0" w:color="AAAAAA"/>
-              <w:bottom w:val="single" w:sz="1" w:space="0" w:color="AAAAAA"/>
-              <w:right w:val="single" w:sz="1" w:space="0" w:color="AAAAAA"/>
-            </w:tcBorders>
-            <w:shd w:val="clear" w:color="auto" w:fill="EEF2F7"/>
-            <w:tcMar>
-              <w:top w:w="80" w:type="dxa"/>
-              <w:left w:w="120" w:type="dxa"/>
-              <w:bottom w:w="80" w:type="dxa"/>
-              <w:right w:w="120" w:type="dxa"/>
-            </w:tcMar>
-          </w:tcPr>
-          <w:p>
-            <w:r>
-              <w:rPr>
-                <w:b/>
-                <w:bCs/>
-              </w:rPr>
-              <w:t>Obj. 3</w:t>
-            </w:r>
-          </w:p>
-        </w:tc>
-        <w:tc>
-          <w:tcPr>
-            <w:tcW w:w="7826" w:type="dxa"/>
-            <w:tcBorders>
-              <w:top w:val="single" w:sz="1" w:space="0" w:color="AAAAAA"/>
-              <w:left w:val="single" w:sz="1" w:space="0" w:color="AAAAAA"/>
-              <w:bottom w:val="single" w:sz="1" w:space="0" w:color="AAAAAA"/>
-              <w:right w:val="single" w:sz="1" w:space="0" w:color="AAAAAA"/>
-            </w:tcBorders>
-            <w:tcMar>
-              <w:top w:w="80" w:type="dxa"/>
-              <w:left w:w="120" w:type="dxa"/>
-              <w:bottom w:w="80" w:type="dxa"/>
-              <w:right w:w="120" w:type="dxa"/>
-            </w:tcMar>
-          </w:tcPr>
-          <w:p>
-            <w:r>
-              <w:t>To deploy and benchmark the FL client on a Raspberry Pi 4 Model B (8GB RAM) under simulated intermittent connectivity (30% packet loss), measuring per-round communication overhead (MB), training latency (seconds/round), and energy consumption (watt-hours/round) using a UM25C USB power meter, and producing a replicable deployment guide for equivalent low-specification school hardware.</w:t>
             </w:r>
           </w:p>
         </w:tc>
